--- a/ind/docx/54.content.docx
+++ b/ind/docx/54.content.docx
@@ -483,19 +483,7 @@
         <w:rPr>
           <w:lang w:val="id_ID" w:bidi="id_ID"/>
         </w:rPr>
-        <w:t>Timotius saat itu berada di Efesus sebagai utusan Paulus (lihat</w:t>
-      </w:r>
-      <w:r>
-        <w:rPr>
-          <w:lang w:val="id_ID" w:bidi="id_ID"/>
-        </w:rPr>
-        <w:t xml:space="preserve"> Pendahuluan Surat 1 Timotius, </w:t>
-      </w:r>
-      <w:r>
-        <w:rPr>
-          <w:lang w:val="id_ID" w:bidi="id_ID"/>
-        </w:rPr>
-        <w:t xml:space="preserve">"Latar Belakang"). • Timotius adalah anak Paulus yang sah dalam iman (lihat </w:t>
+        <w:t xml:space="preserve">Timotius saat itu berada di Efesus sebagai utusan Paulus (lihat Pendahuluan Surat 1 Timotius, "Latar Belakang"). • Timotius adalah anak Paulus yang sah dalam iman (lihat </w:t>
       </w:r>
       <w:r>
         <w:rPr>
@@ -639,19 +627,7 @@
         <w:rPr>
           <w:lang w:val="id_ID" w:bidi="id_ID"/>
         </w:rPr>
-        <w:t xml:space="preserve">Salam Paulus biasanya diikuti dengan ucapan syukur atau pujian kepada Allah; Surat-surat pada masa Yunani-Romawi sering kali melakukan hal yang sama. Satu Timotius dan Titus mungkin tidak mencantumkan hal ini karena sifatnya sebagai surat resmi yang memberi wewenang kepada utusan (lihat </w:t>
-      </w:r>
-      <w:r>
-        <w:rPr>
-          <w:lang w:val="id_ID" w:bidi="id_ID"/>
-        </w:rPr>
-        <w:t>Pendahuluan Surat 1 Timotius</w:t>
-      </w:r>
-      <w:r>
-        <w:rPr>
-          <w:lang w:val="id_ID" w:bidi="id_ID"/>
-        </w:rPr>
-        <w:t>, "Genre Sastra"). Sebaliknya, Paulus pertama-tama membahas kekhawatirannya untuk membungkam para pengajar palsu.</w:t>
+        <w:t>Salam Paulus biasanya diikuti dengan ucapan syukur atau pujian kepada Allah; Surat-surat pada masa Yunani-Romawi sering kali melakukan hal yang sama. Satu Timotius dan Titus mungkin tidak mencantumkan hal ini karena sifatnya sebagai surat resmi yang memberi wewenang kepada utusan (lihat Pendahuluan Surat 1 Timotius, "Genre Sastra"). Sebaliknya, Paulus pertama-tama membahas kekhawatirannya untuk membungkam para pengajar palsu.</w:t>
       </w:r>
       <w:r>
         <w:rPr>
@@ -1996,19 +1972,7 @@
         <w:rPr>
           <w:lang w:val="id_ID" w:bidi="id_ID"/>
         </w:rPr>
-        <w:t xml:space="preserve">), yaitu untuk menggunakan sumber daya yang ada, tetap setia, dan mempertimbangkan dua contoh yang buruk. Gereja (yang juga merupakan bagian dari pendengarnya; lihat </w:t>
-      </w:r>
-      <w:r>
-        <w:rPr>
-          <w:lang w:val="id_ID" w:bidi="id_ID"/>
-        </w:rPr>
-        <w:t>Pendahuluan Surat 1 Timotius</w:t>
-      </w:r>
-      <w:r>
-        <w:rPr>
-          <w:lang w:val="id_ID" w:bidi="id_ID"/>
-        </w:rPr>
-        <w:t>, "Genre Sastra") mengharapkan utusan Paulus untuk melakukan hal-hal ini.</w:t>
+        <w:t>), yaitu untuk menggunakan sumber daya yang ada, tetap setia, dan mempertimbangkan dua contoh yang buruk. Gereja (yang juga merupakan bagian dari pendengarnya; lihat Pendahuluan Surat 1 Timotius, "Genre Sastra") mengharapkan utusan Paulus untuk melakukan hal-hal ini.</w:t>
       </w:r>
       <w:r>
         <w:rPr>
@@ -3775,19 +3739,7 @@
         <w:rPr>
           <w:lang w:val="id_ID" w:bidi="id_ID"/>
         </w:rPr>
-        <w:t xml:space="preserve">akan diselamatkan karena melahirkan anak (atau akan diselamatkan dengan menerima peran mereka sebagai ibu, atau akan diselamatkan melalui kelahiran Anak): Penjelasan yang paling mungkin untuk pernyataan ini adalah bahwa pengajar-pengajar palsu telah menimbulkan masalah dalam rumah tangga (lihat </w:t>
-      </w:r>
-      <w:r>
-        <w:rPr>
-          <w:lang w:val="id_ID" w:bidi="id_ID"/>
-        </w:rPr>
-        <w:t>Pendahuluan Surat 1 Timotius</w:t>
-      </w:r>
-      <w:r>
-        <w:rPr>
-          <w:lang w:val="id_ID" w:bidi="id_ID"/>
-        </w:rPr>
-        <w:t xml:space="preserve">, "Latar Belakang"), dan Paulus memanggil para perempuan ini kembali ke hubungan yang benar dalam rumah tangga mereka, sesuai dengan kebenaran Kabar Baik (lihat </w:t>
+        <w:t xml:space="preserve">akan diselamatkan karena melahirkan anak (atau akan diselamatkan dengan menerima peran mereka sebagai ibu, atau akan diselamatkan melalui kelahiran Anak): Penjelasan yang paling mungkin untuk pernyataan ini adalah bahwa pengajar-pengajar palsu telah menimbulkan masalah dalam rumah tangga (lihat Pendahuluan Surat 1 Timotius, "Latar Belakang"), dan Paulus memanggil para perempuan ini kembali ke hubungan yang benar dalam rumah tangga mereka, sesuai dengan kebenaran Kabar Baik (lihat </w:t>
       </w:r>
       <w:r>
         <w:rPr>
@@ -9910,19 +9862,7 @@
         <w:rPr>
           <w:lang w:val="id_ID" w:bidi="id_ID"/>
         </w:rPr>
-        <w:t xml:space="preserve">). • kamu: Surat itu ditujukan kepada Timotius tetapi dimaksudkan untuk dibacakan kepada seluruh jemaat (lihat </w:t>
-      </w:r>
-      <w:r>
-        <w:rPr>
-          <w:lang w:val="id_ID" w:bidi="id_ID"/>
-        </w:rPr>
-        <w:t>Pengantar Surat 1 Timotius</w:t>
-      </w:r>
-      <w:r>
-        <w:rPr>
-          <w:lang w:val="id_ID" w:bidi="id_ID"/>
-        </w:rPr>
-        <w:t>, "Jenis Sastra").</w:t>
+        <w:t>). • kamu: Surat itu ditujukan kepada Timotius tetapi dimaksudkan untuk dibacakan kepada seluruh jemaat (lihat Pengantar Surat 1 Timotius, "Jenis Sastra").</w:t>
       </w:r>
       <w:r>
         <w:rPr>
